--- a/exports/RUN_GUIDE.docx
+++ b/exports/RUN_GUIDE.docx
@@ -66,7 +66,7 @@
           <w:i w:val="0"/>
           <w:sz w:val="22"/>
         </w:rPr>
-        <w:t xml:space="preserve"> 28 May 2026</w:t>
+        <w:t xml:space="preserve"> 29 May 2026</w:t>
       </w:r>
     </w:p>
     <w:p>
